--- a/Cryptography/docx/lab6.docx
+++ b/Cryptography/docx/lab6.docx
@@ -882,6 +882,51 @@
           <w:sz w:val="22"/>
           <w:szCs w:val="22"/>
         </w:rPr>
+        <w:t>hex[</w:t>
+      </w:r>
+      <w:proofErr w:type="gramEnd"/>
+      <w:r>
+        <w:rPr>
+          <w:rFonts w:ascii="Bahnschrift SemiBold" w:hAnsi="Bahnschrift SemiBold" w:cs="Times New Roman"/>
+          <w:b/>
+          <w:bCs/>
+          <w:sz w:val="22"/>
+          <w:szCs w:val="22"/>
+        </w:rPr>
+        <w:t>200];</w:t>
+      </w:r>
+    </w:p>
+    <w:p>
+      <w:pPr>
+        <w:spacing w:line="360" w:lineRule="auto"/>
+        <w:jc w:val="both"/>
+        <w:rPr>
+          <w:rFonts w:ascii="Bahnschrift SemiBold" w:hAnsi="Bahnschrift SemiBold" w:cs="Times New Roman"/>
+          <w:b/>
+          <w:bCs/>
+          <w:sz w:val="22"/>
+          <w:szCs w:val="22"/>
+        </w:rPr>
+      </w:pPr>
+      <w:r>
+        <w:rPr>
+          <w:rFonts w:ascii="Bahnschrift SemiBold" w:hAnsi="Bahnschrift SemiBold" w:cs="Times New Roman"/>
+          <w:b/>
+          <w:bCs/>
+          <w:sz w:val="22"/>
+          <w:szCs w:val="22"/>
+        </w:rPr>
+        <w:t xml:space="preserve">    char </w:t>
+      </w:r>
+      <w:proofErr w:type="gramStart"/>
+      <w:r>
+        <w:rPr>
+          <w:rFonts w:ascii="Bahnschrift SemiBold" w:hAnsi="Bahnschrift SemiBold" w:cs="Times New Roman"/>
+          <w:b/>
+          <w:bCs/>
+          <w:sz w:val="22"/>
+          <w:szCs w:val="22"/>
+        </w:rPr>
         <w:t>state[</w:t>
       </w:r>
       <w:proofErr w:type="gramEnd"/>
@@ -893,29 +938,7 @@
           <w:sz w:val="22"/>
           <w:szCs w:val="22"/>
         </w:rPr>
-        <w:t>4][4][3</w:t>
-      </w:r>
-      <w:proofErr w:type="gramStart"/>
-      <w:r>
-        <w:rPr>
-          <w:rFonts w:ascii="Bahnschrift SemiBold" w:hAnsi="Bahnschrift SemiBold" w:cs="Times New Roman"/>
-          <w:b/>
-          <w:bCs/>
-          <w:sz w:val="22"/>
-          <w:szCs w:val="22"/>
-        </w:rPr>
-        <w:t xml:space="preserve">];   </w:t>
-      </w:r>
-      <w:proofErr w:type="gramEnd"/>
-      <w:r>
-        <w:rPr>
-          <w:rFonts w:ascii="Bahnschrift SemiBold" w:hAnsi="Bahnschrift SemiBold" w:cs="Times New Roman"/>
-          <w:b/>
-          <w:bCs/>
-          <w:sz w:val="22"/>
-          <w:szCs w:val="22"/>
-        </w:rPr>
-        <w:t>// 2 chars + '\0'</w:t>
+        <w:t>4][4][3];</w:t>
       </w:r>
     </w:p>
     <w:p>
@@ -1097,30 +1120,7 @@
           <w:sz w:val="22"/>
           <w:szCs w:val="22"/>
         </w:rPr>
-        <w:t>    // Fill the state array column-wise</w:t>
-      </w:r>
-    </w:p>
-    <w:p>
-      <w:pPr>
-        <w:spacing w:line="360" w:lineRule="auto"/>
-        <w:jc w:val="both"/>
-        <w:rPr>
-          <w:rFonts w:ascii="Bahnschrift SemiBold" w:hAnsi="Bahnschrift SemiBold" w:cs="Times New Roman"/>
-          <w:b/>
-          <w:bCs/>
-          <w:sz w:val="22"/>
-          <w:szCs w:val="22"/>
-        </w:rPr>
-      </w:pPr>
-      <w:r>
-        <w:rPr>
-          <w:rFonts w:ascii="Bahnschrift SemiBold" w:hAnsi="Bahnschrift SemiBold" w:cs="Times New Roman"/>
-          <w:b/>
-          <w:bCs/>
-          <w:sz w:val="22"/>
-          <w:szCs w:val="22"/>
-        </w:rPr>
-        <w:t xml:space="preserve">    for (j = 0; j &lt; 4; </w:t>
+        <w:t xml:space="preserve">    int </w:t>
       </w:r>
       <w:proofErr w:type="spellStart"/>
       <w:r>
@@ -1131,7 +1131,7 @@
           <w:sz w:val="22"/>
           <w:szCs w:val="22"/>
         </w:rPr>
-        <w:t>j++</w:t>
+        <w:t>len</w:t>
       </w:r>
       <w:proofErr w:type="spellEnd"/>
       <w:r>
@@ -1142,30 +1142,7 @@
           <w:sz w:val="22"/>
           <w:szCs w:val="22"/>
         </w:rPr>
-        <w:t>) {</w:t>
-      </w:r>
-    </w:p>
-    <w:p>
-      <w:pPr>
-        <w:spacing w:line="360" w:lineRule="auto"/>
-        <w:jc w:val="both"/>
-        <w:rPr>
-          <w:rFonts w:ascii="Bahnschrift SemiBold" w:hAnsi="Bahnschrift SemiBold" w:cs="Times New Roman"/>
-          <w:b/>
-          <w:bCs/>
-          <w:sz w:val="22"/>
-          <w:szCs w:val="22"/>
-        </w:rPr>
-      </w:pPr>
-      <w:r>
-        <w:rPr>
-          <w:rFonts w:ascii="Bahnschrift SemiBold" w:hAnsi="Bahnschrift SemiBold" w:cs="Times New Roman"/>
-          <w:b/>
-          <w:bCs/>
-          <w:sz w:val="22"/>
-          <w:szCs w:val="22"/>
-        </w:rPr>
-        <w:t>        for (</w:t>
+        <w:t xml:space="preserve"> = </w:t>
       </w:r>
       <w:proofErr w:type="spellStart"/>
       <w:r>
@@ -1176,6 +1153,74 @@
           <w:sz w:val="22"/>
           <w:szCs w:val="22"/>
         </w:rPr>
+        <w:t>strlen</w:t>
+      </w:r>
+      <w:proofErr w:type="spellEnd"/>
+      <w:r>
+        <w:rPr>
+          <w:rFonts w:ascii="Bahnschrift SemiBold" w:hAnsi="Bahnschrift SemiBold" w:cs="Times New Roman"/>
+          <w:b/>
+          <w:bCs/>
+          <w:sz w:val="22"/>
+          <w:szCs w:val="22"/>
+        </w:rPr>
+        <w:t>(msg);</w:t>
+      </w:r>
+    </w:p>
+    <w:p>
+      <w:pPr>
+        <w:spacing w:line="360" w:lineRule="auto"/>
+        <w:jc w:val="both"/>
+        <w:rPr>
+          <w:rFonts w:ascii="Bahnschrift SemiBold" w:hAnsi="Bahnschrift SemiBold" w:cs="Times New Roman"/>
+          <w:b/>
+          <w:bCs/>
+          <w:sz w:val="22"/>
+          <w:szCs w:val="22"/>
+        </w:rPr>
+      </w:pPr>
+      <w:r>
+        <w:rPr>
+          <w:rFonts w:ascii="Bahnschrift SemiBold" w:hAnsi="Bahnschrift SemiBold" w:cs="Times New Roman"/>
+          <w:b/>
+          <w:bCs/>
+          <w:sz w:val="22"/>
+          <w:szCs w:val="22"/>
+        </w:rPr>
+        <w:t>    /* Convert message characters to hexadecimal */</w:t>
+      </w:r>
+    </w:p>
+    <w:p>
+      <w:pPr>
+        <w:spacing w:line="360" w:lineRule="auto"/>
+        <w:jc w:val="both"/>
+        <w:rPr>
+          <w:rFonts w:ascii="Bahnschrift SemiBold" w:hAnsi="Bahnschrift SemiBold" w:cs="Times New Roman"/>
+          <w:b/>
+          <w:bCs/>
+          <w:sz w:val="22"/>
+          <w:szCs w:val="22"/>
+        </w:rPr>
+      </w:pPr>
+      <w:r>
+        <w:rPr>
+          <w:rFonts w:ascii="Bahnschrift SemiBold" w:hAnsi="Bahnschrift SemiBold" w:cs="Times New Roman"/>
+          <w:b/>
+          <w:bCs/>
+          <w:sz w:val="22"/>
+          <w:szCs w:val="22"/>
+        </w:rPr>
+        <w:t>    for (</w:t>
+      </w:r>
+      <w:proofErr w:type="spellStart"/>
+      <w:r>
+        <w:rPr>
+          <w:rFonts w:ascii="Bahnschrift SemiBold" w:hAnsi="Bahnschrift SemiBold" w:cs="Times New Roman"/>
+          <w:b/>
+          <w:bCs/>
+          <w:sz w:val="22"/>
+          <w:szCs w:val="22"/>
+        </w:rPr>
         <w:t>i</w:t>
       </w:r>
       <w:proofErr w:type="spellEnd"/>
@@ -1209,7 +1254,7 @@
           <w:sz w:val="22"/>
           <w:szCs w:val="22"/>
         </w:rPr>
-        <w:t xml:space="preserve"> &lt; 4; </w:t>
+        <w:t xml:space="preserve"> &lt; </w:t>
       </w:r>
       <w:proofErr w:type="spellStart"/>
       <w:r>
@@ -1220,7 +1265,7 @@
           <w:sz w:val="22"/>
           <w:szCs w:val="22"/>
         </w:rPr>
-        <w:t>i</w:t>
+        <w:t>len</w:t>
       </w:r>
       <w:proofErr w:type="spellEnd"/>
       <w:r>
@@ -1231,429 +1276,30 @@
           <w:sz w:val="22"/>
           <w:szCs w:val="22"/>
         </w:rPr>
-        <w:t>++) {</w:t>
-      </w:r>
-    </w:p>
-    <w:p>
-      <w:pPr>
-        <w:spacing w:line="360" w:lineRule="auto"/>
-        <w:jc w:val="both"/>
-        <w:rPr>
-          <w:rFonts w:ascii="Bahnschrift SemiBold" w:hAnsi="Bahnschrift SemiBold" w:cs="Times New Roman"/>
-          <w:b/>
-          <w:bCs/>
-          <w:sz w:val="22"/>
-          <w:szCs w:val="22"/>
-        </w:rPr>
-      </w:pPr>
-      <w:r>
-        <w:rPr>
-          <w:rFonts w:ascii="Bahnschrift SemiBold" w:hAnsi="Bahnschrift SemiBold" w:cs="Times New Roman"/>
-          <w:b/>
-          <w:bCs/>
-          <w:sz w:val="22"/>
-          <w:szCs w:val="22"/>
-        </w:rPr>
-        <w:t xml:space="preserve">            if (k + 1 &lt; </w:t>
-      </w:r>
-      <w:proofErr w:type="spellStart"/>
-      <w:r>
-        <w:rPr>
-          <w:rFonts w:ascii="Bahnschrift SemiBold" w:hAnsi="Bahnschrift SemiBold" w:cs="Times New Roman"/>
-          <w:b/>
-          <w:bCs/>
-          <w:sz w:val="22"/>
-          <w:szCs w:val="22"/>
-        </w:rPr>
-        <w:t>strlen</w:t>
-      </w:r>
-      <w:proofErr w:type="spellEnd"/>
-      <w:r>
-        <w:rPr>
-          <w:rFonts w:ascii="Bahnschrift SemiBold" w:hAnsi="Bahnschrift SemiBold" w:cs="Times New Roman"/>
-          <w:b/>
-          <w:bCs/>
-          <w:sz w:val="22"/>
-          <w:szCs w:val="22"/>
-        </w:rPr>
-        <w:t>(msg)) {</w:t>
-      </w:r>
-    </w:p>
-    <w:p>
-      <w:pPr>
-        <w:spacing w:line="360" w:lineRule="auto"/>
-        <w:jc w:val="both"/>
-        <w:rPr>
-          <w:rFonts w:ascii="Bahnschrift SemiBold" w:hAnsi="Bahnschrift SemiBold" w:cs="Times New Roman"/>
-          <w:b/>
-          <w:bCs/>
-          <w:sz w:val="22"/>
-          <w:szCs w:val="22"/>
-        </w:rPr>
-      </w:pPr>
-      <w:r>
-        <w:rPr>
-          <w:rFonts w:ascii="Bahnschrift SemiBold" w:hAnsi="Bahnschrift SemiBold" w:cs="Times New Roman"/>
-          <w:b/>
-          <w:bCs/>
-          <w:sz w:val="22"/>
-          <w:szCs w:val="22"/>
-        </w:rPr>
-        <w:t>                state[</w:t>
-      </w:r>
-      <w:proofErr w:type="spellStart"/>
-      <w:r>
-        <w:rPr>
-          <w:rFonts w:ascii="Bahnschrift SemiBold" w:hAnsi="Bahnschrift SemiBold" w:cs="Times New Roman"/>
-          <w:b/>
-          <w:bCs/>
-          <w:sz w:val="22"/>
-          <w:szCs w:val="22"/>
-        </w:rPr>
-        <w:t>i</w:t>
-      </w:r>
-      <w:proofErr w:type="spellEnd"/>
-      <w:r>
-        <w:rPr>
-          <w:rFonts w:ascii="Bahnschrift SemiBold" w:hAnsi="Bahnschrift SemiBold" w:cs="Times New Roman"/>
-          <w:b/>
-          <w:bCs/>
-          <w:sz w:val="22"/>
-          <w:szCs w:val="22"/>
-        </w:rPr>
-        <w:t>][j][0] = msg[k++];</w:t>
-      </w:r>
-    </w:p>
-    <w:p>
-      <w:pPr>
-        <w:spacing w:line="360" w:lineRule="auto"/>
-        <w:jc w:val="both"/>
-        <w:rPr>
-          <w:rFonts w:ascii="Bahnschrift SemiBold" w:hAnsi="Bahnschrift SemiBold" w:cs="Times New Roman"/>
-          <w:b/>
-          <w:bCs/>
-          <w:sz w:val="22"/>
-          <w:szCs w:val="22"/>
-        </w:rPr>
-      </w:pPr>
-      <w:r>
-        <w:rPr>
-          <w:rFonts w:ascii="Bahnschrift SemiBold" w:hAnsi="Bahnschrift SemiBold" w:cs="Times New Roman"/>
-          <w:b/>
-          <w:bCs/>
-          <w:sz w:val="22"/>
-          <w:szCs w:val="22"/>
-        </w:rPr>
-        <w:t>                state[</w:t>
-      </w:r>
-      <w:proofErr w:type="spellStart"/>
-      <w:r>
-        <w:rPr>
-          <w:rFonts w:ascii="Bahnschrift SemiBold" w:hAnsi="Bahnschrift SemiBold" w:cs="Times New Roman"/>
-          <w:b/>
-          <w:bCs/>
-          <w:sz w:val="22"/>
-          <w:szCs w:val="22"/>
-        </w:rPr>
-        <w:t>i</w:t>
-      </w:r>
-      <w:proofErr w:type="spellEnd"/>
-      <w:r>
-        <w:rPr>
-          <w:rFonts w:ascii="Bahnschrift SemiBold" w:hAnsi="Bahnschrift SemiBold" w:cs="Times New Roman"/>
-          <w:b/>
-          <w:bCs/>
-          <w:sz w:val="22"/>
-          <w:szCs w:val="22"/>
-        </w:rPr>
-        <w:t>][j][1] = msg[k++];</w:t>
-      </w:r>
-    </w:p>
-    <w:p>
-      <w:pPr>
-        <w:spacing w:line="360" w:lineRule="auto"/>
-        <w:jc w:val="both"/>
-        <w:rPr>
-          <w:rFonts w:ascii="Bahnschrift SemiBold" w:hAnsi="Bahnschrift SemiBold" w:cs="Times New Roman"/>
-          <w:b/>
-          <w:bCs/>
-          <w:sz w:val="22"/>
-          <w:szCs w:val="22"/>
-        </w:rPr>
-      </w:pPr>
-      <w:r>
-        <w:rPr>
-          <w:rFonts w:ascii="Bahnschrift SemiBold" w:hAnsi="Bahnschrift SemiBold" w:cs="Times New Roman"/>
-          <w:b/>
-          <w:bCs/>
-          <w:sz w:val="22"/>
-          <w:szCs w:val="22"/>
-        </w:rPr>
-        <w:t>            } else {</w:t>
-      </w:r>
-    </w:p>
-    <w:p>
-      <w:pPr>
-        <w:spacing w:line="360" w:lineRule="auto"/>
-        <w:jc w:val="both"/>
-        <w:rPr>
-          <w:rFonts w:ascii="Bahnschrift SemiBold" w:hAnsi="Bahnschrift SemiBold" w:cs="Times New Roman"/>
-          <w:b/>
-          <w:bCs/>
-          <w:sz w:val="22"/>
-          <w:szCs w:val="22"/>
-        </w:rPr>
-      </w:pPr>
-      <w:r>
-        <w:rPr>
-          <w:rFonts w:ascii="Bahnschrift SemiBold" w:hAnsi="Bahnschrift SemiBold" w:cs="Times New Roman"/>
-          <w:b/>
-          <w:bCs/>
-          <w:sz w:val="22"/>
-          <w:szCs w:val="22"/>
-        </w:rPr>
-        <w:t>                state[</w:t>
-      </w:r>
-      <w:proofErr w:type="spellStart"/>
-      <w:r>
-        <w:rPr>
-          <w:rFonts w:ascii="Bahnschrift SemiBold" w:hAnsi="Bahnschrift SemiBold" w:cs="Times New Roman"/>
-          <w:b/>
-          <w:bCs/>
-          <w:sz w:val="22"/>
-          <w:szCs w:val="22"/>
-        </w:rPr>
-        <w:t>i</w:t>
-      </w:r>
-      <w:proofErr w:type="spellEnd"/>
-      <w:r>
-        <w:rPr>
-          <w:rFonts w:ascii="Bahnschrift SemiBold" w:hAnsi="Bahnschrift SemiBold" w:cs="Times New Roman"/>
-          <w:b/>
-          <w:bCs/>
-          <w:sz w:val="22"/>
-          <w:szCs w:val="22"/>
-        </w:rPr>
-        <w:t>][j][0] = 'X';</w:t>
-      </w:r>
-    </w:p>
-    <w:p>
-      <w:pPr>
-        <w:spacing w:line="360" w:lineRule="auto"/>
-        <w:jc w:val="both"/>
-        <w:rPr>
-          <w:rFonts w:ascii="Bahnschrift SemiBold" w:hAnsi="Bahnschrift SemiBold" w:cs="Times New Roman"/>
-          <w:b/>
-          <w:bCs/>
-          <w:sz w:val="22"/>
-          <w:szCs w:val="22"/>
-        </w:rPr>
-      </w:pPr>
-      <w:r>
-        <w:rPr>
-          <w:rFonts w:ascii="Bahnschrift SemiBold" w:hAnsi="Bahnschrift SemiBold" w:cs="Times New Roman"/>
-          <w:b/>
-          <w:bCs/>
-          <w:sz w:val="22"/>
-          <w:szCs w:val="22"/>
-        </w:rPr>
-        <w:t>                state[</w:t>
-      </w:r>
-      <w:proofErr w:type="spellStart"/>
-      <w:r>
-        <w:rPr>
-          <w:rFonts w:ascii="Bahnschrift SemiBold" w:hAnsi="Bahnschrift SemiBold" w:cs="Times New Roman"/>
-          <w:b/>
-          <w:bCs/>
-          <w:sz w:val="22"/>
-          <w:szCs w:val="22"/>
-        </w:rPr>
-        <w:t>i</w:t>
-      </w:r>
-      <w:proofErr w:type="spellEnd"/>
-      <w:r>
-        <w:rPr>
-          <w:rFonts w:ascii="Bahnschrift SemiBold" w:hAnsi="Bahnschrift SemiBold" w:cs="Times New Roman"/>
-          <w:b/>
-          <w:bCs/>
-          <w:sz w:val="22"/>
-          <w:szCs w:val="22"/>
-        </w:rPr>
-        <w:t>][j][1] = 'X';</w:t>
-      </w:r>
-    </w:p>
-    <w:p>
-      <w:pPr>
-        <w:spacing w:line="360" w:lineRule="auto"/>
-        <w:jc w:val="both"/>
-        <w:rPr>
-          <w:rFonts w:ascii="Bahnschrift SemiBold" w:hAnsi="Bahnschrift SemiBold" w:cs="Times New Roman"/>
-          <w:b/>
-          <w:bCs/>
-          <w:sz w:val="22"/>
-          <w:szCs w:val="22"/>
-        </w:rPr>
-      </w:pPr>
-      <w:r>
-        <w:rPr>
-          <w:rFonts w:ascii="Bahnschrift SemiBold" w:hAnsi="Bahnschrift SemiBold" w:cs="Times New Roman"/>
-          <w:b/>
-          <w:bCs/>
-          <w:sz w:val="22"/>
-          <w:szCs w:val="22"/>
-        </w:rPr>
-        <w:t>            }</w:t>
-      </w:r>
-    </w:p>
-    <w:p>
-      <w:pPr>
-        <w:spacing w:line="360" w:lineRule="auto"/>
-        <w:jc w:val="both"/>
-        <w:rPr>
-          <w:rFonts w:ascii="Bahnschrift SemiBold" w:hAnsi="Bahnschrift SemiBold" w:cs="Times New Roman"/>
-          <w:b/>
-          <w:bCs/>
-          <w:sz w:val="22"/>
-          <w:szCs w:val="22"/>
-        </w:rPr>
-      </w:pPr>
-      <w:r>
-        <w:rPr>
-          <w:rFonts w:ascii="Bahnschrift SemiBold" w:hAnsi="Bahnschrift SemiBold" w:cs="Times New Roman"/>
-          <w:b/>
-          <w:bCs/>
-          <w:sz w:val="22"/>
-          <w:szCs w:val="22"/>
-        </w:rPr>
-        <w:t>            state[</w:t>
-      </w:r>
-      <w:proofErr w:type="spellStart"/>
-      <w:r>
-        <w:rPr>
-          <w:rFonts w:ascii="Bahnschrift SemiBold" w:hAnsi="Bahnschrift SemiBold" w:cs="Times New Roman"/>
-          <w:b/>
-          <w:bCs/>
-          <w:sz w:val="22"/>
-          <w:szCs w:val="22"/>
-        </w:rPr>
-        <w:t>i</w:t>
-      </w:r>
-      <w:proofErr w:type="spellEnd"/>
-      <w:r>
-        <w:rPr>
-          <w:rFonts w:ascii="Bahnschrift SemiBold" w:hAnsi="Bahnschrift SemiBold" w:cs="Times New Roman"/>
-          <w:b/>
-          <w:bCs/>
-          <w:sz w:val="22"/>
-          <w:szCs w:val="22"/>
-        </w:rPr>
-        <w:t>][j][2] = '\0';</w:t>
-      </w:r>
-    </w:p>
-    <w:p>
-      <w:pPr>
-        <w:spacing w:line="360" w:lineRule="auto"/>
-        <w:jc w:val="both"/>
-        <w:rPr>
-          <w:rFonts w:ascii="Bahnschrift SemiBold" w:hAnsi="Bahnschrift SemiBold" w:cs="Times New Roman"/>
-          <w:b/>
-          <w:bCs/>
-          <w:sz w:val="22"/>
-          <w:szCs w:val="22"/>
-        </w:rPr>
-      </w:pPr>
-      <w:r>
-        <w:rPr>
-          <w:rFonts w:ascii="Bahnschrift SemiBold" w:hAnsi="Bahnschrift SemiBold" w:cs="Times New Roman"/>
-          <w:b/>
-          <w:bCs/>
-          <w:sz w:val="22"/>
-          <w:szCs w:val="22"/>
-        </w:rPr>
-        <w:t>        }</w:t>
-      </w:r>
-    </w:p>
-    <w:p>
-      <w:pPr>
-        <w:spacing w:line="360" w:lineRule="auto"/>
-        <w:jc w:val="both"/>
-        <w:rPr>
-          <w:rFonts w:ascii="Bahnschrift SemiBold" w:hAnsi="Bahnschrift SemiBold" w:cs="Times New Roman"/>
-          <w:b/>
-          <w:bCs/>
-          <w:sz w:val="22"/>
-          <w:szCs w:val="22"/>
-        </w:rPr>
-      </w:pPr>
-      <w:r>
-        <w:rPr>
-          <w:rFonts w:ascii="Bahnschrift SemiBold" w:hAnsi="Bahnschrift SemiBold" w:cs="Times New Roman"/>
-          <w:b/>
-          <w:bCs/>
-          <w:sz w:val="22"/>
-          <w:szCs w:val="22"/>
-        </w:rPr>
-        <w:t>    }</w:t>
-      </w:r>
-    </w:p>
-    <w:p>
-      <w:pPr>
-        <w:spacing w:line="360" w:lineRule="auto"/>
-        <w:jc w:val="both"/>
-        <w:rPr>
-          <w:rFonts w:ascii="Bahnschrift SemiBold" w:hAnsi="Bahnschrift SemiBold" w:cs="Times New Roman"/>
-          <w:b/>
-          <w:bCs/>
-          <w:sz w:val="22"/>
-          <w:szCs w:val="22"/>
-        </w:rPr>
-      </w:pPr>
-    </w:p>
-    <w:p>
-      <w:pPr>
-        <w:spacing w:line="360" w:lineRule="auto"/>
-        <w:jc w:val="both"/>
-        <w:rPr>
-          <w:rFonts w:ascii="Bahnschrift SemiBold" w:hAnsi="Bahnschrift SemiBold" w:cs="Times New Roman"/>
-          <w:b/>
-          <w:bCs/>
-          <w:sz w:val="22"/>
-          <w:szCs w:val="22"/>
-        </w:rPr>
-      </w:pPr>
-      <w:r>
-        <w:rPr>
-          <w:rFonts w:ascii="Bahnschrift SemiBold" w:hAnsi="Bahnschrift SemiBold" w:cs="Times New Roman"/>
-          <w:b/>
-          <w:bCs/>
-          <w:sz w:val="22"/>
-          <w:szCs w:val="22"/>
-        </w:rPr>
-        <w:t>    // Display the matrix using pipes</w:t>
-      </w:r>
-    </w:p>
-    <w:p>
-      <w:pPr>
-        <w:spacing w:line="360" w:lineRule="auto"/>
-        <w:jc w:val="both"/>
-        <w:rPr>
-          <w:rFonts w:ascii="Bahnschrift SemiBold" w:hAnsi="Bahnschrift SemiBold" w:cs="Times New Roman"/>
-          <w:b/>
-          <w:bCs/>
-          <w:sz w:val="22"/>
-          <w:szCs w:val="22"/>
-        </w:rPr>
-      </w:pPr>
-      <w:r>
-        <w:rPr>
-          <w:rFonts w:ascii="Bahnschrift SemiBold" w:hAnsi="Bahnschrift SemiBold" w:cs="Times New Roman"/>
-          <w:b/>
-          <w:bCs/>
-          <w:sz w:val="22"/>
-          <w:szCs w:val="22"/>
-        </w:rPr>
-        <w:lastRenderedPageBreak/>
-        <w:t xml:space="preserve">    </w:t>
+        <w:t>; i++) {</w:t>
+      </w:r>
+    </w:p>
+    <w:p>
+      <w:pPr>
+        <w:spacing w:line="360" w:lineRule="auto"/>
+        <w:jc w:val="both"/>
+        <w:rPr>
+          <w:rFonts w:ascii="Bahnschrift SemiBold" w:hAnsi="Bahnschrift SemiBold" w:cs="Times New Roman"/>
+          <w:b/>
+          <w:bCs/>
+          <w:sz w:val="22"/>
+          <w:szCs w:val="22"/>
+        </w:rPr>
+      </w:pPr>
+      <w:r>
+        <w:rPr>
+          <w:rFonts w:ascii="Bahnschrift SemiBold" w:hAnsi="Bahnschrift SemiBold" w:cs="Times New Roman"/>
+          <w:b/>
+          <w:bCs/>
+          <w:sz w:val="22"/>
+          <w:szCs w:val="22"/>
+        </w:rPr>
+        <w:t xml:space="preserve">        </w:t>
       </w:r>
       <w:proofErr w:type="spellStart"/>
       <w:proofErr w:type="gramStart"/>
@@ -1665,7 +1311,7 @@
           <w:sz w:val="22"/>
           <w:szCs w:val="22"/>
         </w:rPr>
-        <w:t>printf</w:t>
+        <w:t>sprintf</w:t>
       </w:r>
       <w:proofErr w:type="spellEnd"/>
       <w:r>
@@ -1687,7 +1333,7 @@
           <w:sz w:val="22"/>
           <w:szCs w:val="22"/>
         </w:rPr>
-        <w:t>"\</w:t>
+        <w:t>hex + (</w:t>
       </w:r>
       <w:proofErr w:type="spellStart"/>
       <w:r>
@@ -1698,7 +1344,7 @@
           <w:sz w:val="22"/>
           <w:szCs w:val="22"/>
         </w:rPr>
-        <w:t>nState</w:t>
+        <w:t>i</w:t>
       </w:r>
       <w:proofErr w:type="spellEnd"/>
       <w:r>
@@ -1709,30 +1355,7 @@
           <w:sz w:val="22"/>
           <w:szCs w:val="22"/>
         </w:rPr>
-        <w:t xml:space="preserve"> Matrix:\n");</w:t>
-      </w:r>
-    </w:p>
-    <w:p>
-      <w:pPr>
-        <w:spacing w:line="360" w:lineRule="auto"/>
-        <w:jc w:val="both"/>
-        <w:rPr>
-          <w:rFonts w:ascii="Bahnschrift SemiBold" w:hAnsi="Bahnschrift SemiBold" w:cs="Times New Roman"/>
-          <w:b/>
-          <w:bCs/>
-          <w:sz w:val="22"/>
-          <w:szCs w:val="22"/>
-        </w:rPr>
-      </w:pPr>
-      <w:r>
-        <w:rPr>
-          <w:rFonts w:ascii="Bahnschrift SemiBold" w:hAnsi="Bahnschrift SemiBold" w:cs="Times New Roman"/>
-          <w:b/>
-          <w:bCs/>
-          <w:sz w:val="22"/>
-          <w:szCs w:val="22"/>
-        </w:rPr>
-        <w:t>    for (</w:t>
+        <w:t xml:space="preserve"> * 2), "%02x", msg[</w:t>
       </w:r>
       <w:proofErr w:type="spellStart"/>
       <w:r>
@@ -1754,74 +1377,53 @@
           <w:sz w:val="22"/>
           <w:szCs w:val="22"/>
         </w:rPr>
-        <w:t xml:space="preserve"> = 0; </w:t>
-      </w:r>
-      <w:proofErr w:type="spellStart"/>
-      <w:r>
-        <w:rPr>
-          <w:rFonts w:ascii="Bahnschrift SemiBold" w:hAnsi="Bahnschrift SemiBold" w:cs="Times New Roman"/>
-          <w:b/>
-          <w:bCs/>
-          <w:sz w:val="22"/>
-          <w:szCs w:val="22"/>
-        </w:rPr>
-        <w:t>i</w:t>
-      </w:r>
-      <w:proofErr w:type="spellEnd"/>
-      <w:r>
-        <w:rPr>
-          <w:rFonts w:ascii="Bahnschrift SemiBold" w:hAnsi="Bahnschrift SemiBold" w:cs="Times New Roman"/>
-          <w:b/>
-          <w:bCs/>
-          <w:sz w:val="22"/>
-          <w:szCs w:val="22"/>
-        </w:rPr>
-        <w:t xml:space="preserve"> &lt; 4; </w:t>
-      </w:r>
-      <w:proofErr w:type="spellStart"/>
-      <w:r>
-        <w:rPr>
-          <w:rFonts w:ascii="Bahnschrift SemiBold" w:hAnsi="Bahnschrift SemiBold" w:cs="Times New Roman"/>
-          <w:b/>
-          <w:bCs/>
-          <w:sz w:val="22"/>
-          <w:szCs w:val="22"/>
-        </w:rPr>
-        <w:t>i</w:t>
-      </w:r>
-      <w:proofErr w:type="spellEnd"/>
-      <w:r>
-        <w:rPr>
-          <w:rFonts w:ascii="Bahnschrift SemiBold" w:hAnsi="Bahnschrift SemiBold" w:cs="Times New Roman"/>
-          <w:b/>
-          <w:bCs/>
-          <w:sz w:val="22"/>
-          <w:szCs w:val="22"/>
-        </w:rPr>
-        <w:t>++) {</w:t>
-      </w:r>
-    </w:p>
-    <w:p>
-      <w:pPr>
-        <w:spacing w:line="360" w:lineRule="auto"/>
-        <w:jc w:val="both"/>
-        <w:rPr>
-          <w:rFonts w:ascii="Bahnschrift SemiBold" w:hAnsi="Bahnschrift SemiBold" w:cs="Times New Roman"/>
-          <w:b/>
-          <w:bCs/>
-          <w:sz w:val="22"/>
-          <w:szCs w:val="22"/>
-        </w:rPr>
-      </w:pPr>
-      <w:r>
-        <w:rPr>
-          <w:rFonts w:ascii="Bahnschrift SemiBold" w:hAnsi="Bahnschrift SemiBold" w:cs="Times New Roman"/>
-          <w:b/>
-          <w:bCs/>
-          <w:sz w:val="22"/>
-          <w:szCs w:val="22"/>
-        </w:rPr>
-        <w:t xml:space="preserve">        </w:t>
+        <w:t>]);</w:t>
+      </w:r>
+    </w:p>
+    <w:p>
+      <w:pPr>
+        <w:spacing w:line="360" w:lineRule="auto"/>
+        <w:jc w:val="both"/>
+        <w:rPr>
+          <w:rFonts w:ascii="Bahnschrift SemiBold" w:hAnsi="Bahnschrift SemiBold" w:cs="Times New Roman"/>
+          <w:b/>
+          <w:bCs/>
+          <w:sz w:val="22"/>
+          <w:szCs w:val="22"/>
+        </w:rPr>
+      </w:pPr>
+      <w:r>
+        <w:rPr>
+          <w:rFonts w:ascii="Bahnschrift SemiBold" w:hAnsi="Bahnschrift SemiBold" w:cs="Times New Roman"/>
+          <w:b/>
+          <w:bCs/>
+          <w:sz w:val="22"/>
+          <w:szCs w:val="22"/>
+        </w:rPr>
+        <w:t>    }</w:t>
+      </w:r>
+    </w:p>
+    <w:p>
+      <w:pPr>
+        <w:spacing w:line="360" w:lineRule="auto"/>
+        <w:jc w:val="both"/>
+        <w:rPr>
+          <w:rFonts w:ascii="Bahnschrift SemiBold" w:hAnsi="Bahnschrift SemiBold" w:cs="Times New Roman"/>
+          <w:b/>
+          <w:bCs/>
+          <w:sz w:val="22"/>
+          <w:szCs w:val="22"/>
+        </w:rPr>
+      </w:pPr>
+      <w:r>
+        <w:rPr>
+          <w:rFonts w:ascii="Bahnschrift SemiBold" w:hAnsi="Bahnschrift SemiBold" w:cs="Times New Roman"/>
+          <w:b/>
+          <w:bCs/>
+          <w:sz w:val="22"/>
+          <w:szCs w:val="22"/>
+        </w:rPr>
+        <w:t xml:space="preserve">    </w:t>
       </w:r>
       <w:proofErr w:type="spellStart"/>
       <w:proofErr w:type="gramStart"/>
@@ -1855,30 +1457,7 @@
           <w:sz w:val="22"/>
           <w:szCs w:val="22"/>
         </w:rPr>
-        <w:t>"| ");</w:t>
-      </w:r>
-    </w:p>
-    <w:p>
-      <w:pPr>
-        <w:spacing w:line="360" w:lineRule="auto"/>
-        <w:jc w:val="both"/>
-        <w:rPr>
-          <w:rFonts w:ascii="Bahnschrift SemiBold" w:hAnsi="Bahnschrift SemiBold" w:cs="Times New Roman"/>
-          <w:b/>
-          <w:bCs/>
-          <w:sz w:val="22"/>
-          <w:szCs w:val="22"/>
-        </w:rPr>
-      </w:pPr>
-      <w:r>
-        <w:rPr>
-          <w:rFonts w:ascii="Bahnschrift SemiBold" w:hAnsi="Bahnschrift SemiBold" w:cs="Times New Roman"/>
-          <w:b/>
-          <w:bCs/>
-          <w:sz w:val="22"/>
-          <w:szCs w:val="22"/>
-        </w:rPr>
-        <w:t xml:space="preserve">        for (j = 0; j &lt; 4; </w:t>
+        <w:t>"\</w:t>
       </w:r>
       <w:proofErr w:type="spellStart"/>
       <w:r>
@@ -1889,6 +1468,118 @@
           <w:sz w:val="22"/>
           <w:szCs w:val="22"/>
         </w:rPr>
+        <w:t>nHex</w:t>
+      </w:r>
+      <w:proofErr w:type="spellEnd"/>
+      <w:r>
+        <w:rPr>
+          <w:rFonts w:ascii="Bahnschrift SemiBold" w:hAnsi="Bahnschrift SemiBold" w:cs="Times New Roman"/>
+          <w:b/>
+          <w:bCs/>
+          <w:sz w:val="22"/>
+          <w:szCs w:val="22"/>
+        </w:rPr>
+        <w:t xml:space="preserve"> representation: %s\n", hex);</w:t>
+      </w:r>
+    </w:p>
+    <w:p>
+      <w:pPr>
+        <w:spacing w:line="360" w:lineRule="auto"/>
+        <w:jc w:val="both"/>
+        <w:rPr>
+          <w:rFonts w:ascii="Bahnschrift SemiBold" w:hAnsi="Bahnschrift SemiBold" w:cs="Times New Roman"/>
+          <w:b/>
+          <w:bCs/>
+          <w:sz w:val="22"/>
+          <w:szCs w:val="22"/>
+        </w:rPr>
+      </w:pPr>
+      <w:r>
+        <w:rPr>
+          <w:rFonts w:ascii="Bahnschrift SemiBold" w:hAnsi="Bahnschrift SemiBold" w:cs="Times New Roman"/>
+          <w:b/>
+          <w:bCs/>
+          <w:sz w:val="22"/>
+          <w:szCs w:val="22"/>
+        </w:rPr>
+        <w:t xml:space="preserve">    int </w:t>
+      </w:r>
+      <w:proofErr w:type="spellStart"/>
+      <w:r>
+        <w:rPr>
+          <w:rFonts w:ascii="Bahnschrift SemiBold" w:hAnsi="Bahnschrift SemiBold" w:cs="Times New Roman"/>
+          <w:b/>
+          <w:bCs/>
+          <w:sz w:val="22"/>
+          <w:szCs w:val="22"/>
+        </w:rPr>
+        <w:t>hexLen</w:t>
+      </w:r>
+      <w:proofErr w:type="spellEnd"/>
+      <w:r>
+        <w:rPr>
+          <w:rFonts w:ascii="Bahnschrift SemiBold" w:hAnsi="Bahnschrift SemiBold" w:cs="Times New Roman"/>
+          <w:b/>
+          <w:bCs/>
+          <w:sz w:val="22"/>
+          <w:szCs w:val="22"/>
+        </w:rPr>
+        <w:t xml:space="preserve"> = </w:t>
+      </w:r>
+      <w:proofErr w:type="spellStart"/>
+      <w:r>
+        <w:rPr>
+          <w:rFonts w:ascii="Bahnschrift SemiBold" w:hAnsi="Bahnschrift SemiBold" w:cs="Times New Roman"/>
+          <w:b/>
+          <w:bCs/>
+          <w:sz w:val="22"/>
+          <w:szCs w:val="22"/>
+        </w:rPr>
+        <w:t>strlen</w:t>
+      </w:r>
+      <w:proofErr w:type="spellEnd"/>
+      <w:r>
+        <w:rPr>
+          <w:rFonts w:ascii="Bahnschrift SemiBold" w:hAnsi="Bahnschrift SemiBold" w:cs="Times New Roman"/>
+          <w:b/>
+          <w:bCs/>
+          <w:sz w:val="22"/>
+          <w:szCs w:val="22"/>
+        </w:rPr>
+        <w:t>(hex);</w:t>
+      </w:r>
+    </w:p>
+    <w:p>
+      <w:pPr>
+        <w:spacing w:line="360" w:lineRule="auto"/>
+        <w:jc w:val="both"/>
+        <w:rPr>
+          <w:rFonts w:ascii="Bahnschrift SemiBold" w:hAnsi="Bahnschrift SemiBold" w:cs="Times New Roman"/>
+          <w:b/>
+          <w:bCs/>
+          <w:sz w:val="22"/>
+          <w:szCs w:val="22"/>
+        </w:rPr>
+      </w:pPr>
+      <w:r>
+        <w:rPr>
+          <w:rFonts w:ascii="Bahnschrift SemiBold" w:hAnsi="Bahnschrift SemiBold" w:cs="Times New Roman"/>
+          <w:b/>
+          <w:bCs/>
+          <w:sz w:val="22"/>
+          <w:szCs w:val="22"/>
+        </w:rPr>
+        <w:t xml:space="preserve">    for (j = 0; j &lt; 4; </w:t>
+      </w:r>
+      <w:proofErr w:type="spellStart"/>
+      <w:r>
+        <w:rPr>
+          <w:rFonts w:ascii="Bahnschrift SemiBold" w:hAnsi="Bahnschrift SemiBold" w:cs="Times New Roman"/>
+          <w:b/>
+          <w:bCs/>
+          <w:sz w:val="22"/>
+          <w:szCs w:val="22"/>
+        </w:rPr>
         <w:t>j++</w:t>
       </w:r>
       <w:proofErr w:type="spellEnd"/>
@@ -1923,7 +1614,482 @@
           <w:sz w:val="22"/>
           <w:szCs w:val="22"/>
         </w:rPr>
-        <w:t xml:space="preserve">            </w:t>
+        <w:t>        for (</w:t>
+      </w:r>
+      <w:proofErr w:type="spellStart"/>
+      <w:r>
+        <w:rPr>
+          <w:rFonts w:ascii="Bahnschrift SemiBold" w:hAnsi="Bahnschrift SemiBold" w:cs="Times New Roman"/>
+          <w:b/>
+          <w:bCs/>
+          <w:sz w:val="22"/>
+          <w:szCs w:val="22"/>
+        </w:rPr>
+        <w:t>i</w:t>
+      </w:r>
+      <w:proofErr w:type="spellEnd"/>
+      <w:r>
+        <w:rPr>
+          <w:rFonts w:ascii="Bahnschrift SemiBold" w:hAnsi="Bahnschrift SemiBold" w:cs="Times New Roman"/>
+          <w:b/>
+          <w:bCs/>
+          <w:sz w:val="22"/>
+          <w:szCs w:val="22"/>
+        </w:rPr>
+        <w:t xml:space="preserve"> = 0; </w:t>
+      </w:r>
+      <w:proofErr w:type="spellStart"/>
+      <w:r>
+        <w:rPr>
+          <w:rFonts w:ascii="Bahnschrift SemiBold" w:hAnsi="Bahnschrift SemiBold" w:cs="Times New Roman"/>
+          <w:b/>
+          <w:bCs/>
+          <w:sz w:val="22"/>
+          <w:szCs w:val="22"/>
+        </w:rPr>
+        <w:t>i</w:t>
+      </w:r>
+      <w:proofErr w:type="spellEnd"/>
+      <w:r>
+        <w:rPr>
+          <w:rFonts w:ascii="Bahnschrift SemiBold" w:hAnsi="Bahnschrift SemiBold" w:cs="Times New Roman"/>
+          <w:b/>
+          <w:bCs/>
+          <w:sz w:val="22"/>
+          <w:szCs w:val="22"/>
+        </w:rPr>
+        <w:t xml:space="preserve"> &lt; 4; </w:t>
+      </w:r>
+      <w:proofErr w:type="spellStart"/>
+      <w:r>
+        <w:rPr>
+          <w:rFonts w:ascii="Bahnschrift SemiBold" w:hAnsi="Bahnschrift SemiBold" w:cs="Times New Roman"/>
+          <w:b/>
+          <w:bCs/>
+          <w:sz w:val="22"/>
+          <w:szCs w:val="22"/>
+        </w:rPr>
+        <w:t>i</w:t>
+      </w:r>
+      <w:proofErr w:type="spellEnd"/>
+      <w:r>
+        <w:rPr>
+          <w:rFonts w:ascii="Bahnschrift SemiBold" w:hAnsi="Bahnschrift SemiBold" w:cs="Times New Roman"/>
+          <w:b/>
+          <w:bCs/>
+          <w:sz w:val="22"/>
+          <w:szCs w:val="22"/>
+        </w:rPr>
+        <w:t>++) {</w:t>
+      </w:r>
+    </w:p>
+    <w:p>
+      <w:pPr>
+        <w:spacing w:line="360" w:lineRule="auto"/>
+        <w:jc w:val="both"/>
+        <w:rPr>
+          <w:rFonts w:ascii="Bahnschrift SemiBold" w:hAnsi="Bahnschrift SemiBold" w:cs="Times New Roman"/>
+          <w:b/>
+          <w:bCs/>
+          <w:sz w:val="22"/>
+          <w:szCs w:val="22"/>
+        </w:rPr>
+      </w:pPr>
+      <w:r>
+        <w:rPr>
+          <w:rFonts w:ascii="Bahnschrift SemiBold" w:hAnsi="Bahnschrift SemiBold" w:cs="Times New Roman"/>
+          <w:b/>
+          <w:bCs/>
+          <w:sz w:val="22"/>
+          <w:szCs w:val="22"/>
+        </w:rPr>
+        <w:t xml:space="preserve">            if (k + 1 &lt; </w:t>
+      </w:r>
+      <w:proofErr w:type="spellStart"/>
+      <w:r>
+        <w:rPr>
+          <w:rFonts w:ascii="Bahnschrift SemiBold" w:hAnsi="Bahnschrift SemiBold" w:cs="Times New Roman"/>
+          <w:b/>
+          <w:bCs/>
+          <w:sz w:val="22"/>
+          <w:szCs w:val="22"/>
+        </w:rPr>
+        <w:t>hexLen</w:t>
+      </w:r>
+      <w:proofErr w:type="spellEnd"/>
+      <w:r>
+        <w:rPr>
+          <w:rFonts w:ascii="Bahnschrift SemiBold" w:hAnsi="Bahnschrift SemiBold" w:cs="Times New Roman"/>
+          <w:b/>
+          <w:bCs/>
+          <w:sz w:val="22"/>
+          <w:szCs w:val="22"/>
+        </w:rPr>
+        <w:t>) {</w:t>
+      </w:r>
+    </w:p>
+    <w:p>
+      <w:pPr>
+        <w:spacing w:line="360" w:lineRule="auto"/>
+        <w:jc w:val="both"/>
+        <w:rPr>
+          <w:rFonts w:ascii="Bahnschrift SemiBold" w:hAnsi="Bahnschrift SemiBold" w:cs="Times New Roman"/>
+          <w:b/>
+          <w:bCs/>
+          <w:sz w:val="22"/>
+          <w:szCs w:val="22"/>
+        </w:rPr>
+      </w:pPr>
+      <w:r>
+        <w:rPr>
+          <w:rFonts w:ascii="Bahnschrift SemiBold" w:hAnsi="Bahnschrift SemiBold" w:cs="Times New Roman"/>
+          <w:b/>
+          <w:bCs/>
+          <w:sz w:val="22"/>
+          <w:szCs w:val="22"/>
+        </w:rPr>
+        <w:t>                state[</w:t>
+      </w:r>
+      <w:proofErr w:type="spellStart"/>
+      <w:r>
+        <w:rPr>
+          <w:rFonts w:ascii="Bahnschrift SemiBold" w:hAnsi="Bahnschrift SemiBold" w:cs="Times New Roman"/>
+          <w:b/>
+          <w:bCs/>
+          <w:sz w:val="22"/>
+          <w:szCs w:val="22"/>
+        </w:rPr>
+        <w:t>i</w:t>
+      </w:r>
+      <w:proofErr w:type="spellEnd"/>
+      <w:r>
+        <w:rPr>
+          <w:rFonts w:ascii="Bahnschrift SemiBold" w:hAnsi="Bahnschrift SemiBold" w:cs="Times New Roman"/>
+          <w:b/>
+          <w:bCs/>
+          <w:sz w:val="22"/>
+          <w:szCs w:val="22"/>
+        </w:rPr>
+        <w:t>][j][0] = hex[k++];</w:t>
+      </w:r>
+    </w:p>
+    <w:p>
+      <w:pPr>
+        <w:spacing w:line="360" w:lineRule="auto"/>
+        <w:jc w:val="both"/>
+        <w:rPr>
+          <w:rFonts w:ascii="Bahnschrift SemiBold" w:hAnsi="Bahnschrift SemiBold" w:cs="Times New Roman"/>
+          <w:b/>
+          <w:bCs/>
+          <w:sz w:val="22"/>
+          <w:szCs w:val="22"/>
+        </w:rPr>
+      </w:pPr>
+      <w:r>
+        <w:rPr>
+          <w:rFonts w:ascii="Bahnschrift SemiBold" w:hAnsi="Bahnschrift SemiBold" w:cs="Times New Roman"/>
+          <w:b/>
+          <w:bCs/>
+          <w:sz w:val="22"/>
+          <w:szCs w:val="22"/>
+        </w:rPr>
+        <w:t>                state[</w:t>
+      </w:r>
+      <w:proofErr w:type="spellStart"/>
+      <w:r>
+        <w:rPr>
+          <w:rFonts w:ascii="Bahnschrift SemiBold" w:hAnsi="Bahnschrift SemiBold" w:cs="Times New Roman"/>
+          <w:b/>
+          <w:bCs/>
+          <w:sz w:val="22"/>
+          <w:szCs w:val="22"/>
+        </w:rPr>
+        <w:t>i</w:t>
+      </w:r>
+      <w:proofErr w:type="spellEnd"/>
+      <w:r>
+        <w:rPr>
+          <w:rFonts w:ascii="Bahnschrift SemiBold" w:hAnsi="Bahnschrift SemiBold" w:cs="Times New Roman"/>
+          <w:b/>
+          <w:bCs/>
+          <w:sz w:val="22"/>
+          <w:szCs w:val="22"/>
+        </w:rPr>
+        <w:t>][j][1] = hex[k++];</w:t>
+      </w:r>
+    </w:p>
+    <w:p>
+      <w:pPr>
+        <w:spacing w:line="360" w:lineRule="auto"/>
+        <w:jc w:val="both"/>
+        <w:rPr>
+          <w:rFonts w:ascii="Bahnschrift SemiBold" w:hAnsi="Bahnschrift SemiBold" w:cs="Times New Roman"/>
+          <w:b/>
+          <w:bCs/>
+          <w:sz w:val="22"/>
+          <w:szCs w:val="22"/>
+        </w:rPr>
+      </w:pPr>
+      <w:r>
+        <w:rPr>
+          <w:rFonts w:ascii="Bahnschrift SemiBold" w:hAnsi="Bahnschrift SemiBold" w:cs="Times New Roman"/>
+          <w:b/>
+          <w:bCs/>
+          <w:sz w:val="22"/>
+          <w:szCs w:val="22"/>
+        </w:rPr>
+        <w:t>            } else {</w:t>
+      </w:r>
+    </w:p>
+    <w:p>
+      <w:pPr>
+        <w:spacing w:line="360" w:lineRule="auto"/>
+        <w:jc w:val="both"/>
+        <w:rPr>
+          <w:rFonts w:ascii="Bahnschrift SemiBold" w:hAnsi="Bahnschrift SemiBold" w:cs="Times New Roman"/>
+          <w:b/>
+          <w:bCs/>
+          <w:sz w:val="22"/>
+          <w:szCs w:val="22"/>
+        </w:rPr>
+      </w:pPr>
+      <w:r>
+        <w:rPr>
+          <w:rFonts w:ascii="Bahnschrift SemiBold" w:hAnsi="Bahnschrift SemiBold" w:cs="Times New Roman"/>
+          <w:b/>
+          <w:bCs/>
+          <w:sz w:val="22"/>
+          <w:szCs w:val="22"/>
+        </w:rPr>
+        <w:t>                state[</w:t>
+      </w:r>
+      <w:proofErr w:type="spellStart"/>
+      <w:r>
+        <w:rPr>
+          <w:rFonts w:ascii="Bahnschrift SemiBold" w:hAnsi="Bahnschrift SemiBold" w:cs="Times New Roman"/>
+          <w:b/>
+          <w:bCs/>
+          <w:sz w:val="22"/>
+          <w:szCs w:val="22"/>
+        </w:rPr>
+        <w:t>i</w:t>
+      </w:r>
+      <w:proofErr w:type="spellEnd"/>
+      <w:r>
+        <w:rPr>
+          <w:rFonts w:ascii="Bahnschrift SemiBold" w:hAnsi="Bahnschrift SemiBold" w:cs="Times New Roman"/>
+          <w:b/>
+          <w:bCs/>
+          <w:sz w:val="22"/>
+          <w:szCs w:val="22"/>
+        </w:rPr>
+        <w:t>][j][0] = '0';</w:t>
+      </w:r>
+    </w:p>
+    <w:p>
+      <w:pPr>
+        <w:spacing w:line="360" w:lineRule="auto"/>
+        <w:jc w:val="both"/>
+        <w:rPr>
+          <w:rFonts w:ascii="Bahnschrift SemiBold" w:hAnsi="Bahnschrift SemiBold" w:cs="Times New Roman"/>
+          <w:b/>
+          <w:bCs/>
+          <w:sz w:val="22"/>
+          <w:szCs w:val="22"/>
+        </w:rPr>
+      </w:pPr>
+      <w:r>
+        <w:rPr>
+          <w:rFonts w:ascii="Bahnschrift SemiBold" w:hAnsi="Bahnschrift SemiBold" w:cs="Times New Roman"/>
+          <w:b/>
+          <w:bCs/>
+          <w:sz w:val="22"/>
+          <w:szCs w:val="22"/>
+        </w:rPr>
+        <w:lastRenderedPageBreak/>
+        <w:t>                state[</w:t>
+      </w:r>
+      <w:proofErr w:type="spellStart"/>
+      <w:r>
+        <w:rPr>
+          <w:rFonts w:ascii="Bahnschrift SemiBold" w:hAnsi="Bahnschrift SemiBold" w:cs="Times New Roman"/>
+          <w:b/>
+          <w:bCs/>
+          <w:sz w:val="22"/>
+          <w:szCs w:val="22"/>
+        </w:rPr>
+        <w:t>i</w:t>
+      </w:r>
+      <w:proofErr w:type="spellEnd"/>
+      <w:r>
+        <w:rPr>
+          <w:rFonts w:ascii="Bahnschrift SemiBold" w:hAnsi="Bahnschrift SemiBold" w:cs="Times New Roman"/>
+          <w:b/>
+          <w:bCs/>
+          <w:sz w:val="22"/>
+          <w:szCs w:val="22"/>
+        </w:rPr>
+        <w:t>][j][1] = '0';</w:t>
+      </w:r>
+    </w:p>
+    <w:p>
+      <w:pPr>
+        <w:spacing w:line="360" w:lineRule="auto"/>
+        <w:jc w:val="both"/>
+        <w:rPr>
+          <w:rFonts w:ascii="Bahnschrift SemiBold" w:hAnsi="Bahnschrift SemiBold" w:cs="Times New Roman"/>
+          <w:b/>
+          <w:bCs/>
+          <w:sz w:val="22"/>
+          <w:szCs w:val="22"/>
+        </w:rPr>
+      </w:pPr>
+      <w:r>
+        <w:rPr>
+          <w:rFonts w:ascii="Bahnschrift SemiBold" w:hAnsi="Bahnschrift SemiBold" w:cs="Times New Roman"/>
+          <w:b/>
+          <w:bCs/>
+          <w:sz w:val="22"/>
+          <w:szCs w:val="22"/>
+        </w:rPr>
+        <w:t>            }</w:t>
+      </w:r>
+    </w:p>
+    <w:p>
+      <w:pPr>
+        <w:spacing w:line="360" w:lineRule="auto"/>
+        <w:jc w:val="both"/>
+        <w:rPr>
+          <w:rFonts w:ascii="Bahnschrift SemiBold" w:hAnsi="Bahnschrift SemiBold" w:cs="Times New Roman"/>
+          <w:b/>
+          <w:bCs/>
+          <w:sz w:val="22"/>
+          <w:szCs w:val="22"/>
+        </w:rPr>
+      </w:pPr>
+      <w:r>
+        <w:rPr>
+          <w:rFonts w:ascii="Bahnschrift SemiBold" w:hAnsi="Bahnschrift SemiBold" w:cs="Times New Roman"/>
+          <w:b/>
+          <w:bCs/>
+          <w:sz w:val="22"/>
+          <w:szCs w:val="22"/>
+        </w:rPr>
+        <w:t>            state[</w:t>
+      </w:r>
+      <w:proofErr w:type="spellStart"/>
+      <w:r>
+        <w:rPr>
+          <w:rFonts w:ascii="Bahnschrift SemiBold" w:hAnsi="Bahnschrift SemiBold" w:cs="Times New Roman"/>
+          <w:b/>
+          <w:bCs/>
+          <w:sz w:val="22"/>
+          <w:szCs w:val="22"/>
+        </w:rPr>
+        <w:t>i</w:t>
+      </w:r>
+      <w:proofErr w:type="spellEnd"/>
+      <w:r>
+        <w:rPr>
+          <w:rFonts w:ascii="Bahnschrift SemiBold" w:hAnsi="Bahnschrift SemiBold" w:cs="Times New Roman"/>
+          <w:b/>
+          <w:bCs/>
+          <w:sz w:val="22"/>
+          <w:szCs w:val="22"/>
+        </w:rPr>
+        <w:t>][j][2] = '\0';</w:t>
+      </w:r>
+    </w:p>
+    <w:p>
+      <w:pPr>
+        <w:spacing w:line="360" w:lineRule="auto"/>
+        <w:jc w:val="both"/>
+        <w:rPr>
+          <w:rFonts w:ascii="Bahnschrift SemiBold" w:hAnsi="Bahnschrift SemiBold" w:cs="Times New Roman"/>
+          <w:b/>
+          <w:bCs/>
+          <w:sz w:val="22"/>
+          <w:szCs w:val="22"/>
+        </w:rPr>
+      </w:pPr>
+      <w:r>
+        <w:rPr>
+          <w:rFonts w:ascii="Bahnschrift SemiBold" w:hAnsi="Bahnschrift SemiBold" w:cs="Times New Roman"/>
+          <w:b/>
+          <w:bCs/>
+          <w:sz w:val="22"/>
+          <w:szCs w:val="22"/>
+        </w:rPr>
+        <w:t>        }</w:t>
+      </w:r>
+    </w:p>
+    <w:p>
+      <w:pPr>
+        <w:spacing w:line="360" w:lineRule="auto"/>
+        <w:jc w:val="both"/>
+        <w:rPr>
+          <w:rFonts w:ascii="Bahnschrift SemiBold" w:hAnsi="Bahnschrift SemiBold" w:cs="Times New Roman"/>
+          <w:b/>
+          <w:bCs/>
+          <w:sz w:val="22"/>
+          <w:szCs w:val="22"/>
+        </w:rPr>
+      </w:pPr>
+      <w:r>
+        <w:rPr>
+          <w:rFonts w:ascii="Bahnschrift SemiBold" w:hAnsi="Bahnschrift SemiBold" w:cs="Times New Roman"/>
+          <w:b/>
+          <w:bCs/>
+          <w:sz w:val="22"/>
+          <w:szCs w:val="22"/>
+        </w:rPr>
+        <w:t>    }</w:t>
+      </w:r>
+    </w:p>
+    <w:p>
+      <w:pPr>
+        <w:spacing w:line="360" w:lineRule="auto"/>
+        <w:jc w:val="both"/>
+        <w:rPr>
+          <w:rFonts w:ascii="Bahnschrift SemiBold" w:hAnsi="Bahnschrift SemiBold" w:cs="Times New Roman"/>
+          <w:b/>
+          <w:bCs/>
+          <w:sz w:val="22"/>
+          <w:szCs w:val="22"/>
+        </w:rPr>
+      </w:pPr>
+      <w:r>
+        <w:rPr>
+          <w:rFonts w:ascii="Bahnschrift SemiBold" w:hAnsi="Bahnschrift SemiBold" w:cs="Times New Roman"/>
+          <w:b/>
+          <w:bCs/>
+          <w:sz w:val="22"/>
+          <w:szCs w:val="22"/>
+        </w:rPr>
+        <w:t>    /* Display state matrix */</w:t>
+      </w:r>
+    </w:p>
+    <w:p>
+      <w:pPr>
+        <w:spacing w:line="360" w:lineRule="auto"/>
+        <w:jc w:val="both"/>
+        <w:rPr>
+          <w:rFonts w:ascii="Bahnschrift SemiBold" w:hAnsi="Bahnschrift SemiBold" w:cs="Times New Roman"/>
+          <w:b/>
+          <w:bCs/>
+          <w:sz w:val="22"/>
+          <w:szCs w:val="22"/>
+        </w:rPr>
+      </w:pPr>
+      <w:r>
+        <w:rPr>
+          <w:rFonts w:ascii="Bahnschrift SemiBold" w:hAnsi="Bahnschrift SemiBold" w:cs="Times New Roman"/>
+          <w:b/>
+          <w:bCs/>
+          <w:sz w:val="22"/>
+          <w:szCs w:val="22"/>
+        </w:rPr>
+        <w:t xml:space="preserve">    </w:t>
       </w:r>
       <w:proofErr w:type="spellStart"/>
       <w:proofErr w:type="gramStart"/>
@@ -1957,6 +2123,276 @@
           <w:sz w:val="22"/>
           <w:szCs w:val="22"/>
         </w:rPr>
+        <w:t>"\</w:t>
+      </w:r>
+      <w:proofErr w:type="spellStart"/>
+      <w:r>
+        <w:rPr>
+          <w:rFonts w:ascii="Bahnschrift SemiBold" w:hAnsi="Bahnschrift SemiBold" w:cs="Times New Roman"/>
+          <w:b/>
+          <w:bCs/>
+          <w:sz w:val="22"/>
+          <w:szCs w:val="22"/>
+        </w:rPr>
+        <w:t>nState</w:t>
+      </w:r>
+      <w:proofErr w:type="spellEnd"/>
+      <w:r>
+        <w:rPr>
+          <w:rFonts w:ascii="Bahnschrift SemiBold" w:hAnsi="Bahnschrift SemiBold" w:cs="Times New Roman"/>
+          <w:b/>
+          <w:bCs/>
+          <w:sz w:val="22"/>
+          <w:szCs w:val="22"/>
+        </w:rPr>
+        <w:t xml:space="preserve"> Matrix:\n");</w:t>
+      </w:r>
+    </w:p>
+    <w:p>
+      <w:pPr>
+        <w:spacing w:line="360" w:lineRule="auto"/>
+        <w:jc w:val="both"/>
+        <w:rPr>
+          <w:rFonts w:ascii="Bahnschrift SemiBold" w:hAnsi="Bahnschrift SemiBold" w:cs="Times New Roman"/>
+          <w:b/>
+          <w:bCs/>
+          <w:sz w:val="22"/>
+          <w:szCs w:val="22"/>
+        </w:rPr>
+      </w:pPr>
+      <w:r>
+        <w:rPr>
+          <w:rFonts w:ascii="Bahnschrift SemiBold" w:hAnsi="Bahnschrift SemiBold" w:cs="Times New Roman"/>
+          <w:b/>
+          <w:bCs/>
+          <w:sz w:val="22"/>
+          <w:szCs w:val="22"/>
+        </w:rPr>
+        <w:t>    for (</w:t>
+      </w:r>
+      <w:proofErr w:type="spellStart"/>
+      <w:r>
+        <w:rPr>
+          <w:rFonts w:ascii="Bahnschrift SemiBold" w:hAnsi="Bahnschrift SemiBold" w:cs="Times New Roman"/>
+          <w:b/>
+          <w:bCs/>
+          <w:sz w:val="22"/>
+          <w:szCs w:val="22"/>
+        </w:rPr>
+        <w:t>i</w:t>
+      </w:r>
+      <w:proofErr w:type="spellEnd"/>
+      <w:r>
+        <w:rPr>
+          <w:rFonts w:ascii="Bahnschrift SemiBold" w:hAnsi="Bahnschrift SemiBold" w:cs="Times New Roman"/>
+          <w:b/>
+          <w:bCs/>
+          <w:sz w:val="22"/>
+          <w:szCs w:val="22"/>
+        </w:rPr>
+        <w:t xml:space="preserve"> = 0; </w:t>
+      </w:r>
+      <w:proofErr w:type="spellStart"/>
+      <w:r>
+        <w:rPr>
+          <w:rFonts w:ascii="Bahnschrift SemiBold" w:hAnsi="Bahnschrift SemiBold" w:cs="Times New Roman"/>
+          <w:b/>
+          <w:bCs/>
+          <w:sz w:val="22"/>
+          <w:szCs w:val="22"/>
+        </w:rPr>
+        <w:t>i</w:t>
+      </w:r>
+      <w:proofErr w:type="spellEnd"/>
+      <w:r>
+        <w:rPr>
+          <w:rFonts w:ascii="Bahnschrift SemiBold" w:hAnsi="Bahnschrift SemiBold" w:cs="Times New Roman"/>
+          <w:b/>
+          <w:bCs/>
+          <w:sz w:val="22"/>
+          <w:szCs w:val="22"/>
+        </w:rPr>
+        <w:t xml:space="preserve"> &lt; 4; </w:t>
+      </w:r>
+      <w:proofErr w:type="spellStart"/>
+      <w:r>
+        <w:rPr>
+          <w:rFonts w:ascii="Bahnschrift SemiBold" w:hAnsi="Bahnschrift SemiBold" w:cs="Times New Roman"/>
+          <w:b/>
+          <w:bCs/>
+          <w:sz w:val="22"/>
+          <w:szCs w:val="22"/>
+        </w:rPr>
+        <w:t>i</w:t>
+      </w:r>
+      <w:proofErr w:type="spellEnd"/>
+      <w:r>
+        <w:rPr>
+          <w:rFonts w:ascii="Bahnschrift SemiBold" w:hAnsi="Bahnschrift SemiBold" w:cs="Times New Roman"/>
+          <w:b/>
+          <w:bCs/>
+          <w:sz w:val="22"/>
+          <w:szCs w:val="22"/>
+        </w:rPr>
+        <w:t>++) {</w:t>
+      </w:r>
+    </w:p>
+    <w:p>
+      <w:pPr>
+        <w:spacing w:line="360" w:lineRule="auto"/>
+        <w:jc w:val="both"/>
+        <w:rPr>
+          <w:rFonts w:ascii="Bahnschrift SemiBold" w:hAnsi="Bahnschrift SemiBold" w:cs="Times New Roman"/>
+          <w:b/>
+          <w:bCs/>
+          <w:sz w:val="22"/>
+          <w:szCs w:val="22"/>
+        </w:rPr>
+      </w:pPr>
+      <w:r>
+        <w:rPr>
+          <w:rFonts w:ascii="Bahnschrift SemiBold" w:hAnsi="Bahnschrift SemiBold" w:cs="Times New Roman"/>
+          <w:b/>
+          <w:bCs/>
+          <w:sz w:val="22"/>
+          <w:szCs w:val="22"/>
+        </w:rPr>
+        <w:t xml:space="preserve">        </w:t>
+      </w:r>
+      <w:proofErr w:type="spellStart"/>
+      <w:proofErr w:type="gramStart"/>
+      <w:r>
+        <w:rPr>
+          <w:rFonts w:ascii="Bahnschrift SemiBold" w:hAnsi="Bahnschrift SemiBold" w:cs="Times New Roman"/>
+          <w:b/>
+          <w:bCs/>
+          <w:sz w:val="22"/>
+          <w:szCs w:val="22"/>
+        </w:rPr>
+        <w:t>printf</w:t>
+      </w:r>
+      <w:proofErr w:type="spellEnd"/>
+      <w:r>
+        <w:rPr>
+          <w:rFonts w:ascii="Bahnschrift SemiBold" w:hAnsi="Bahnschrift SemiBold" w:cs="Times New Roman"/>
+          <w:b/>
+          <w:bCs/>
+          <w:sz w:val="22"/>
+          <w:szCs w:val="22"/>
+        </w:rPr>
+        <w:t>(</w:t>
+      </w:r>
+      <w:proofErr w:type="gramEnd"/>
+      <w:r>
+        <w:rPr>
+          <w:rFonts w:ascii="Bahnschrift SemiBold" w:hAnsi="Bahnschrift SemiBold" w:cs="Times New Roman"/>
+          <w:b/>
+          <w:bCs/>
+          <w:sz w:val="22"/>
+          <w:szCs w:val="22"/>
+        </w:rPr>
+        <w:t>"| ");</w:t>
+      </w:r>
+    </w:p>
+    <w:p>
+      <w:pPr>
+        <w:spacing w:line="360" w:lineRule="auto"/>
+        <w:jc w:val="both"/>
+        <w:rPr>
+          <w:rFonts w:ascii="Bahnschrift SemiBold" w:hAnsi="Bahnschrift SemiBold" w:cs="Times New Roman"/>
+          <w:b/>
+          <w:bCs/>
+          <w:sz w:val="22"/>
+          <w:szCs w:val="22"/>
+        </w:rPr>
+      </w:pPr>
+      <w:r>
+        <w:rPr>
+          <w:rFonts w:ascii="Bahnschrift SemiBold" w:hAnsi="Bahnschrift SemiBold" w:cs="Times New Roman"/>
+          <w:b/>
+          <w:bCs/>
+          <w:sz w:val="22"/>
+          <w:szCs w:val="22"/>
+        </w:rPr>
+        <w:t xml:space="preserve">        for (j = 0; j &lt; 4; </w:t>
+      </w:r>
+      <w:proofErr w:type="spellStart"/>
+      <w:r>
+        <w:rPr>
+          <w:rFonts w:ascii="Bahnschrift SemiBold" w:hAnsi="Bahnschrift SemiBold" w:cs="Times New Roman"/>
+          <w:b/>
+          <w:bCs/>
+          <w:sz w:val="22"/>
+          <w:szCs w:val="22"/>
+        </w:rPr>
+        <w:t>j++</w:t>
+      </w:r>
+      <w:proofErr w:type="spellEnd"/>
+      <w:r>
+        <w:rPr>
+          <w:rFonts w:ascii="Bahnschrift SemiBold" w:hAnsi="Bahnschrift SemiBold" w:cs="Times New Roman"/>
+          <w:b/>
+          <w:bCs/>
+          <w:sz w:val="22"/>
+          <w:szCs w:val="22"/>
+        </w:rPr>
+        <w:t>) {</w:t>
+      </w:r>
+    </w:p>
+    <w:p>
+      <w:pPr>
+        <w:spacing w:line="360" w:lineRule="auto"/>
+        <w:jc w:val="both"/>
+        <w:rPr>
+          <w:rFonts w:ascii="Bahnschrift SemiBold" w:hAnsi="Bahnschrift SemiBold" w:cs="Times New Roman"/>
+          <w:b/>
+          <w:bCs/>
+          <w:sz w:val="22"/>
+          <w:szCs w:val="22"/>
+        </w:rPr>
+      </w:pPr>
+      <w:r>
+        <w:rPr>
+          <w:rFonts w:ascii="Bahnschrift SemiBold" w:hAnsi="Bahnschrift SemiBold" w:cs="Times New Roman"/>
+          <w:b/>
+          <w:bCs/>
+          <w:sz w:val="22"/>
+          <w:szCs w:val="22"/>
+        </w:rPr>
+        <w:t xml:space="preserve">            </w:t>
+      </w:r>
+      <w:proofErr w:type="spellStart"/>
+      <w:proofErr w:type="gramStart"/>
+      <w:r>
+        <w:rPr>
+          <w:rFonts w:ascii="Bahnschrift SemiBold" w:hAnsi="Bahnschrift SemiBold" w:cs="Times New Roman"/>
+          <w:b/>
+          <w:bCs/>
+          <w:sz w:val="22"/>
+          <w:szCs w:val="22"/>
+        </w:rPr>
+        <w:t>printf</w:t>
+      </w:r>
+      <w:proofErr w:type="spellEnd"/>
+      <w:r>
+        <w:rPr>
+          <w:rFonts w:ascii="Bahnschrift SemiBold" w:hAnsi="Bahnschrift SemiBold" w:cs="Times New Roman"/>
+          <w:b/>
+          <w:bCs/>
+          <w:sz w:val="22"/>
+          <w:szCs w:val="22"/>
+        </w:rPr>
+        <w:t>(</w:t>
+      </w:r>
+      <w:proofErr w:type="gramEnd"/>
+      <w:r>
+        <w:rPr>
+          <w:rFonts w:ascii="Bahnschrift SemiBold" w:hAnsi="Bahnschrift SemiBold" w:cs="Times New Roman"/>
+          <w:b/>
+          <w:bCs/>
+          <w:sz w:val="22"/>
+          <w:szCs w:val="22"/>
+        </w:rPr>
         <w:t>"%s | ", state[</w:t>
       </w:r>
       <w:proofErr w:type="spellStart"/>
@@ -2085,6 +2521,19 @@
           <w:szCs w:val="22"/>
         </w:rPr>
       </w:pPr>
+    </w:p>
+    <w:p>
+      <w:pPr>
+        <w:spacing w:line="360" w:lineRule="auto"/>
+        <w:jc w:val="both"/>
+        <w:rPr>
+          <w:rFonts w:ascii="Bahnschrift SemiBold" w:hAnsi="Bahnschrift SemiBold" w:cs="Times New Roman"/>
+          <w:b/>
+          <w:bCs/>
+          <w:sz w:val="22"/>
+          <w:szCs w:val="22"/>
+        </w:rPr>
+      </w:pPr>
       <w:r>
         <w:rPr>
           <w:rFonts w:ascii="Bahnschrift SemiBold" w:hAnsi="Bahnschrift SemiBold" w:cs="Times New Roman"/>
@@ -2150,6 +2599,84 @@
         <w:spacing w:line="360" w:lineRule="auto"/>
         <w:jc w:val="both"/>
         <w:rPr>
+          <w:rFonts w:ascii="Bahnschrift SemiBold" w:hAnsi="Bahnschrift SemiBold" w:cs="Times New Roman"/>
+          <w:b/>
+          <w:bCs/>
+          <w:sz w:val="22"/>
+          <w:szCs w:val="22"/>
+        </w:rPr>
+      </w:pPr>
+    </w:p>
+    <w:p>
+      <w:pPr>
+        <w:spacing w:line="360" w:lineRule="auto"/>
+        <w:jc w:val="both"/>
+        <w:rPr>
+          <w:rFonts w:ascii="Bahnschrift SemiBold" w:hAnsi="Bahnschrift SemiBold" w:cs="Times New Roman"/>
+          <w:b/>
+          <w:bCs/>
+          <w:sz w:val="22"/>
+          <w:szCs w:val="22"/>
+        </w:rPr>
+      </w:pPr>
+    </w:p>
+    <w:p>
+      <w:pPr>
+        <w:spacing w:line="360" w:lineRule="auto"/>
+        <w:jc w:val="both"/>
+        <w:rPr>
+          <w:rFonts w:ascii="Bahnschrift SemiBold" w:hAnsi="Bahnschrift SemiBold" w:cs="Times New Roman"/>
+          <w:b/>
+          <w:bCs/>
+          <w:sz w:val="22"/>
+          <w:szCs w:val="22"/>
+        </w:rPr>
+      </w:pPr>
+    </w:p>
+    <w:p>
+      <w:pPr>
+        <w:spacing w:line="360" w:lineRule="auto"/>
+        <w:jc w:val="both"/>
+        <w:rPr>
+          <w:rFonts w:ascii="Bahnschrift SemiBold" w:hAnsi="Bahnschrift SemiBold" w:cs="Times New Roman"/>
+          <w:b/>
+          <w:bCs/>
+          <w:sz w:val="22"/>
+          <w:szCs w:val="22"/>
+        </w:rPr>
+      </w:pPr>
+    </w:p>
+    <w:p>
+      <w:pPr>
+        <w:spacing w:line="360" w:lineRule="auto"/>
+        <w:jc w:val="both"/>
+        <w:rPr>
+          <w:rFonts w:ascii="Bahnschrift SemiBold" w:hAnsi="Bahnschrift SemiBold" w:cs="Times New Roman"/>
+          <w:b/>
+          <w:bCs/>
+          <w:sz w:val="22"/>
+          <w:szCs w:val="22"/>
+        </w:rPr>
+      </w:pPr>
+    </w:p>
+    <w:p>
+      <w:pPr>
+        <w:spacing w:line="360" w:lineRule="auto"/>
+        <w:jc w:val="both"/>
+        <w:rPr>
+          <w:rFonts w:ascii="Bahnschrift SemiBold" w:hAnsi="Bahnschrift SemiBold" w:cs="Times New Roman"/>
+          <w:b/>
+          <w:bCs/>
+          <w:sz w:val="22"/>
+          <w:szCs w:val="22"/>
+        </w:rPr>
+      </w:pPr>
+    </w:p>
+    <w:p>
+      <w:pPr>
+        <w:spacing w:line="360" w:lineRule="auto"/>
+        <w:jc w:val="both"/>
+        <w:rPr>
           <w:rFonts w:ascii="Times New Roman" w:hAnsi="Times New Roman" w:cs="Times New Roman"/>
           <w:b/>
           <w:bCs/>
@@ -2161,6 +2688,7 @@
           <w:b/>
           <w:bCs/>
         </w:rPr>
+        <w:lastRenderedPageBreak/>
         <w:t>Output:</w:t>
       </w:r>
     </w:p>
@@ -2179,12 +2707,13 @@
           <w:rFonts w:ascii="Times New Roman" w:hAnsi="Times New Roman" w:cs="Times New Roman"/>
           <w:b/>
           <w:bCs/>
+          <w:noProof/>
         </w:rPr>
         <w:drawing>
-          <wp:inline distT="0" distB="0" distL="0" distR="0" wp14:anchorId="28AEC830" wp14:editId="44CEEA5A">
-            <wp:extent cx="3733800" cy="1507135"/>
-            <wp:effectExtent l="76200" t="76200" r="133350" b="131445"/>
-            <wp:docPr id="1740724752" name="Picture 1"/>
+          <wp:inline distT="0" distB="0" distL="0" distR="0" wp14:anchorId="7DB5CA26" wp14:editId="21AFCC11">
+            <wp:extent cx="4245214" cy="2072640"/>
+            <wp:effectExtent l="76200" t="76200" r="136525" b="137160"/>
+            <wp:docPr id="591289716" name="Picture 1"/>
             <wp:cNvGraphicFramePr>
               <a:graphicFrameLocks xmlns:a="http://schemas.openxmlformats.org/drawingml/2006/main" noChangeAspect="1"/>
             </wp:cNvGraphicFramePr>
@@ -2192,7 +2721,7 @@
               <a:graphicData uri="http://schemas.openxmlformats.org/drawingml/2006/picture">
                 <pic:pic xmlns:pic="http://schemas.openxmlformats.org/drawingml/2006/picture">
                   <pic:nvPicPr>
-                    <pic:cNvPr id="1740724752" name=""/>
+                    <pic:cNvPr id="591289716" name=""/>
                     <pic:cNvPicPr/>
                   </pic:nvPicPr>
                   <pic:blipFill>
@@ -2204,7 +2733,7 @@
                   <pic:spPr>
                     <a:xfrm>
                       <a:off x="0" y="0"/>
-                      <a:ext cx="3743689" cy="1511127"/>
+                      <a:ext cx="4245214" cy="2072640"/>
                     </a:xfrm>
                     <a:prstGeom prst="rect">
                       <a:avLst/>
